--- a/plantillas/plantilla_resolucion.docx
+++ b/plantillas/plantilla_resolucion.docx
@@ -41,23 +41,7 @@
           <w:rFonts w:ascii="Times New Roman" w:hAnsi="Times New Roman"/>
           <w:b/>
         </w:rPr>
-        <w:t xml:space="preserve">{{ </w:t>
-      </w:r>
-      <w:proofErr w:type="spellStart"/>
-      <w:r>
-        <w:rPr>
-          <w:rFonts w:ascii="Times New Roman" w:hAnsi="Times New Roman"/>
-          <w:b/>
-        </w:rPr>
-        <w:t>numero_resolucion</w:t>
-      </w:r>
-      <w:proofErr w:type="spellEnd"/>
-      <w:r>
-        <w:rPr>
-          <w:rFonts w:ascii="Times New Roman" w:hAnsi="Times New Roman"/>
-          <w:b/>
-        </w:rPr>
-        <w:t xml:space="preserve"> }}</w:t>
+        <w:t>{{ numero_resolucion }}</w:t>
       </w:r>
     </w:p>
     <w:p>
@@ -80,21 +64,7 @@
         <w:rPr>
           <w:rFonts w:ascii="Arial" w:hAnsi="Arial" w:cs="Arial"/>
         </w:rPr>
-        <w:t xml:space="preserve">{{ </w:t>
-      </w:r>
-      <w:proofErr w:type="spellStart"/>
-      <w:r>
-        <w:rPr>
-          <w:rFonts w:ascii="Arial" w:hAnsi="Arial" w:cs="Arial"/>
-        </w:rPr>
-        <w:t>dia_resolucion</w:t>
-      </w:r>
-      <w:proofErr w:type="spellEnd"/>
-      <w:r>
-        <w:rPr>
-          <w:rFonts w:ascii="Arial" w:hAnsi="Arial" w:cs="Arial"/>
-        </w:rPr>
-        <w:t xml:space="preserve"> }}</w:t>
+        <w:t>{{ dia_resolucion }}</w:t>
       </w:r>
       <w:r>
         <w:rPr>
@@ -407,25 +377,7 @@
           <w:b/>
           <w:sz w:val="18"/>
         </w:rPr>
-        <w:t xml:space="preserve">{{ </w:t>
-      </w:r>
-      <w:proofErr w:type="spellStart"/>
-      <w:r>
-        <w:rPr>
-          <w:rFonts w:ascii="Arial" w:hAnsi="Arial"/>
-          <w:b/>
-          <w:sz w:val="18"/>
-        </w:rPr>
-        <w:t>nombre_completo</w:t>
-      </w:r>
-      <w:proofErr w:type="spellEnd"/>
-      <w:r>
-        <w:rPr>
-          <w:rFonts w:ascii="Arial" w:hAnsi="Arial"/>
-          <w:b/>
-          <w:sz w:val="18"/>
-        </w:rPr>
-        <w:t xml:space="preserve"> }}</w:t>
+        <w:t>{{ nombre_completo }}</w:t>
       </w:r>
       <w:r>
         <w:rPr>
@@ -533,29 +485,13 @@
         <w:t xml:space="preserve">, durante el periodo comprendido del </w:t>
       </w:r>
       <w:r>
-        <w:t xml:space="preserve">{{ </w:t>
-      </w:r>
-      <w:proofErr w:type="spellStart"/>
-      <w:r>
-        <w:t>fecha_inicio</w:t>
-      </w:r>
-      <w:proofErr w:type="spellEnd"/>
-      <w:r>
-        <w:t xml:space="preserve"> }}</w:t>
+        <w:t>{{ fecha_inicio }}</w:t>
       </w:r>
       <w:r>
         <w:t xml:space="preserve"> al </w:t>
       </w:r>
       <w:r>
-        <w:t xml:space="preserve">{{ </w:t>
-      </w:r>
-      <w:proofErr w:type="spellStart"/>
-      <w:r>
-        <w:t>fecha_fin</w:t>
-      </w:r>
-      <w:proofErr w:type="spellEnd"/>
-      <w:r>
-        <w:t xml:space="preserve"> }}</w:t>
+        <w:t>{{ fecha_fin }}</w:t>
       </w:r>
       <w:r>
         <w:t>, así:</w:t>
@@ -943,21 +879,12 @@
               </w:rPr>
               <w:t xml:space="preserve">{{ </w:t>
             </w:r>
-            <w:proofErr w:type="spellStart"/>
             <w:r>
               <w:rPr>
                 <w:sz w:val="16"/>
                 <w:szCs w:val="16"/>
               </w:rPr>
-              <w:t>valor_hora</w:t>
-            </w:r>
-            <w:proofErr w:type="spellEnd"/>
-            <w:r>
-              <w:rPr>
-                <w:sz w:val="16"/>
-                <w:szCs w:val="16"/>
-              </w:rPr>
-              <w:t xml:space="preserve"> </w:t>
+              <w:t xml:space="preserve">valor_hora </w:t>
             </w:r>
             <w:r>
               <w:rPr>
@@ -1046,23 +973,7 @@
                 <w:sz w:val="16"/>
                 <w:szCs w:val="16"/>
               </w:rPr>
-              <w:t xml:space="preserve">{{ </w:t>
-            </w:r>
-            <w:proofErr w:type="spellStart"/>
-            <w:r>
-              <w:rPr>
-                <w:sz w:val="16"/>
-                <w:szCs w:val="16"/>
-              </w:rPr>
-              <w:t>intensidad_horaria</w:t>
-            </w:r>
-            <w:proofErr w:type="spellEnd"/>
-            <w:r>
-              <w:rPr>
-                <w:sz w:val="16"/>
-                <w:szCs w:val="16"/>
-              </w:rPr>
-              <w:t xml:space="preserve"> }}</w:t>
+              <w:t>{{ intensidad_horaria }}</w:t>
             </w:r>
           </w:p>
         </w:tc>
@@ -1096,15 +1007,7 @@
                 <w:sz w:val="16"/>
                 <w:szCs w:val="16"/>
               </w:rPr>
-              <w:t xml:space="preserve">{{ </w:t>
-            </w:r>
-            <w:proofErr w:type="spellStart"/>
-            <w:r>
-              <w:rPr>
-                <w:sz w:val="16"/>
-                <w:szCs w:val="16"/>
-              </w:rPr>
-              <w:t>intensidad_</w:t>
+              <w:t>{{ intensidad_</w:t>
             </w:r>
             <w:r>
               <w:rPr>
@@ -1113,7 +1016,6 @@
               </w:rPr>
               <w:t>mensual</w:t>
             </w:r>
-            <w:proofErr w:type="spellEnd"/>
             <w:r>
               <w:rPr>
                 <w:sz w:val="16"/>
@@ -1151,7 +1053,7 @@
         <w:t xml:space="preserve"> </w:t>
       </w:r>
       <w:r>
-        <w:t>160</w:t>
+        <w:t>{{ total_horas }}</w:t>
       </w:r>
     </w:p>
     <w:p>
@@ -19089,15 +18991,7 @@
         <w:t xml:space="preserve">Dada en Cartagena, a los </w:t>
       </w:r>
       <w:r>
-        <w:t xml:space="preserve">{{ </w:t>
-      </w:r>
-      <w:proofErr w:type="spellStart"/>
-      <w:r>
-        <w:t>dia_notificacion</w:t>
-      </w:r>
-      <w:proofErr w:type="spellEnd"/>
-      <w:r>
-        <w:t xml:space="preserve"> }}</w:t>
+        <w:t>{{ dia_notificacion }}</w:t>
       </w:r>
       <w:r>
         <w:t xml:space="preserve"> días del mes de </w:t>
@@ -19473,25 +19367,7 @@
                                 <w:b/>
                                 <w:sz w:val="16"/>
                               </w:rPr>
-                              <w:t xml:space="preserve">{{ </w:t>
-                            </w:r>
-                            <w:proofErr w:type="spellStart"/>
-                            <w:r>
-                              <w:rPr>
-                                <w:rFonts w:ascii="Arial" w:hAnsi="Arial"/>
-                                <w:b/>
-                                <w:sz w:val="16"/>
-                              </w:rPr>
-                              <w:t>nombre_completo</w:t>
-                            </w:r>
-                            <w:proofErr w:type="spellEnd"/>
-                            <w:r>
-                              <w:rPr>
-                                <w:rFonts w:ascii="Arial" w:hAnsi="Arial"/>
-                                <w:b/>
-                                <w:sz w:val="16"/>
-                              </w:rPr>
-                              <w:t xml:space="preserve"> }}</w:t>
+                              <w:t>{{ nombre_completo }}</w:t>
                             </w:r>
                             <w:r>
                               <w:rPr>
@@ -19551,23 +19427,7 @@
                                 <w:w w:val="105"/>
                                 <w:sz w:val="16"/>
                               </w:rPr>
-                              <w:t xml:space="preserve">{{ </w:t>
-                            </w:r>
-                            <w:proofErr w:type="spellStart"/>
-                            <w:r>
-                              <w:rPr>
-                                <w:w w:val="105"/>
-                                <w:sz w:val="16"/>
-                              </w:rPr>
-                              <w:t>numero_resolucion</w:t>
-                            </w:r>
-                            <w:proofErr w:type="spellEnd"/>
-                            <w:r>
-                              <w:rPr>
-                                <w:w w:val="105"/>
-                                <w:sz w:val="16"/>
-                              </w:rPr>
-                              <w:t xml:space="preserve"> }}</w:t>
+                              <w:t>{{ numero_resolucion }}</w:t>
                             </w:r>
                             <w:r>
                               <w:rPr>
@@ -19588,23 +19448,7 @@
                                 <w:w w:val="105"/>
                                 <w:sz w:val="16"/>
                               </w:rPr>
-                              <w:t xml:space="preserve">{{ </w:t>
-                            </w:r>
-                            <w:proofErr w:type="spellStart"/>
-                            <w:r>
-                              <w:rPr>
-                                <w:w w:val="105"/>
-                                <w:sz w:val="16"/>
-                              </w:rPr>
-                              <w:t>dia_resolucion</w:t>
-                            </w:r>
-                            <w:proofErr w:type="spellEnd"/>
-                            <w:r>
-                              <w:rPr>
-                                <w:w w:val="105"/>
-                                <w:sz w:val="16"/>
-                              </w:rPr>
-                              <w:t xml:space="preserve"> }}</w:t>
+                              <w:t>{{ dia_resolucion }}</w:t>
                             </w:r>
                             <w:r>
                               <w:rPr>
@@ -19782,23 +19626,7 @@
                                 <w:w w:val="105"/>
                                 <w:sz w:val="16"/>
                               </w:rPr>
-                              <w:t xml:space="preserve">{{ </w:t>
-                            </w:r>
-                            <w:proofErr w:type="spellStart"/>
-                            <w:r>
-                              <w:rPr>
-                                <w:w w:val="105"/>
-                                <w:sz w:val="16"/>
-                              </w:rPr>
-                              <w:t>dedicacion</w:t>
-                            </w:r>
-                            <w:proofErr w:type="spellEnd"/>
-                            <w:r>
-                              <w:rPr>
-                                <w:w w:val="105"/>
-                                <w:sz w:val="16"/>
-                              </w:rPr>
-                              <w:t xml:space="preserve"> }}</w:t>
+                              <w:t>{{ dedicacion }}</w:t>
                             </w:r>
                             <w:r>
                               <w:rPr>

--- a/plantillas/plantilla_resolucion.docx
+++ b/plantillas/plantilla_resolucion.docx
@@ -41,7 +41,23 @@
           <w:rFonts w:ascii="Times New Roman" w:hAnsi="Times New Roman"/>
           <w:b/>
         </w:rPr>
-        <w:t>{{ numero_resolucion }}</w:t>
+        <w:t xml:space="preserve">{{ </w:t>
+      </w:r>
+      <w:proofErr w:type="spellStart"/>
+      <w:r>
+        <w:rPr>
+          <w:rFonts w:ascii="Times New Roman" w:hAnsi="Times New Roman"/>
+          <w:b/>
+        </w:rPr>
+        <w:t>numero_resolucion</w:t>
+      </w:r>
+      <w:proofErr w:type="spellEnd"/>
+      <w:r>
+        <w:rPr>
+          <w:rFonts w:ascii="Times New Roman" w:hAnsi="Times New Roman"/>
+          <w:b/>
+        </w:rPr>
+        <w:t xml:space="preserve"> }}</w:t>
       </w:r>
     </w:p>
     <w:p>
@@ -64,25 +80,91 @@
         <w:rPr>
           <w:rFonts w:ascii="Arial" w:hAnsi="Arial" w:cs="Arial"/>
         </w:rPr>
-        <w:t>{{ dia_resolucion }}</w:t>
-      </w:r>
+        <w:t xml:space="preserve">{{ </w:t>
+      </w:r>
+      <w:proofErr w:type="spellStart"/>
       <w:r>
         <w:rPr>
           <w:rFonts w:ascii="Arial" w:hAnsi="Arial" w:cs="Arial"/>
         </w:rPr>
-        <w:t xml:space="preserve"> </w:t>
-      </w:r>
+        <w:t>dia_resolucion</w:t>
+      </w:r>
+      <w:proofErr w:type="spellEnd"/>
       <w:r>
         <w:rPr>
           <w:rFonts w:ascii="Arial" w:hAnsi="Arial" w:cs="Arial"/>
         </w:rPr>
-        <w:t>de enero de 20</w:t>
+        <w:t xml:space="preserve"> }}</w:t>
       </w:r>
       <w:r>
         <w:rPr>
           <w:rFonts w:ascii="Arial" w:hAnsi="Arial" w:cs="Arial"/>
         </w:rPr>
-        <w:t>26</w:t>
+        <w:t xml:space="preserve"> </w:t>
+      </w:r>
+      <w:r>
+        <w:rPr>
+          <w:rFonts w:ascii="Arial" w:hAnsi="Arial" w:cs="Arial"/>
+        </w:rPr>
+        <w:t xml:space="preserve">de </w:t>
+      </w:r>
+      <w:r>
+        <w:rPr>
+          <w:rFonts w:ascii="Arial" w:hAnsi="Arial" w:cs="Arial"/>
+        </w:rPr>
+        <w:t xml:space="preserve">{{ </w:t>
+      </w:r>
+      <w:proofErr w:type="spellStart"/>
+      <w:r>
+        <w:rPr>
+          <w:rFonts w:ascii="Arial" w:hAnsi="Arial" w:cs="Arial"/>
+        </w:rPr>
+        <w:t>mes_resolucion</w:t>
+      </w:r>
+      <w:proofErr w:type="spellEnd"/>
+      <w:r>
+        <w:rPr>
+          <w:rFonts w:ascii="Arial" w:hAnsi="Arial" w:cs="Arial"/>
+        </w:rPr>
+        <w:t xml:space="preserve"> }}</w:t>
+      </w:r>
+      <w:r>
+        <w:rPr>
+          <w:rFonts w:ascii="Arial" w:hAnsi="Arial" w:cs="Arial"/>
+        </w:rPr>
+        <w:t xml:space="preserve"> de </w:t>
+      </w:r>
+      <w:r>
+        <w:rPr>
+          <w:rFonts w:ascii="Arial" w:hAnsi="Arial" w:cs="Arial"/>
+        </w:rPr>
+        <w:t xml:space="preserve">{{ </w:t>
+      </w:r>
+      <w:proofErr w:type="spellStart"/>
+      <w:r>
+        <w:rPr>
+          <w:rFonts w:ascii="Arial" w:hAnsi="Arial" w:cs="Arial"/>
+        </w:rPr>
+        <w:t>an</w:t>
+      </w:r>
+      <w:r>
+        <w:rPr>
+          <w:rFonts w:ascii="Arial" w:hAnsi="Arial" w:cs="Arial"/>
+        </w:rPr>
+        <w:t>i</w:t>
+      </w:r>
+      <w:r>
+        <w:rPr>
+          <w:rFonts w:ascii="Arial" w:hAnsi="Arial" w:cs="Arial"/>
+        </w:rPr>
+        <w:t>o_resolucion</w:t>
+      </w:r>
+      <w:proofErr w:type="spellEnd"/>
+      <w:r>
+        <w:rPr>
+          <w:rFonts w:ascii="Arial" w:hAnsi="Arial" w:cs="Arial"/>
+        </w:rPr>
+        <w:t xml:space="preserve"> }}</w:t>
       </w:r>
       <w:r>
         <w:rPr>
@@ -377,7 +459,25 @@
           <w:b/>
           <w:sz w:val="18"/>
         </w:rPr>
-        <w:t>{{ nombre_completo }}</w:t>
+        <w:t xml:space="preserve">{{ </w:t>
+      </w:r>
+      <w:proofErr w:type="spellStart"/>
+      <w:r>
+        <w:rPr>
+          <w:rFonts w:ascii="Arial" w:hAnsi="Arial"/>
+          <w:b/>
+          <w:sz w:val="18"/>
+        </w:rPr>
+        <w:t>nombre_completo</w:t>
+      </w:r>
+      <w:proofErr w:type="spellEnd"/>
+      <w:r>
+        <w:rPr>
+          <w:rFonts w:ascii="Arial" w:hAnsi="Arial"/>
+          <w:b/>
+          <w:sz w:val="18"/>
+        </w:rPr>
+        <w:t xml:space="preserve"> }}</w:t>
       </w:r>
       <w:r>
         <w:rPr>
@@ -485,13 +585,29 @@
         <w:t xml:space="preserve">, durante el periodo comprendido del </w:t>
       </w:r>
       <w:r>
-        <w:t>{{ fecha_inicio }}</w:t>
+        <w:t xml:space="preserve">{{ </w:t>
+      </w:r>
+      <w:proofErr w:type="spellStart"/>
+      <w:r>
+        <w:t>fecha_inicio</w:t>
+      </w:r>
+      <w:proofErr w:type="spellEnd"/>
+      <w:r>
+        <w:t xml:space="preserve"> }}</w:t>
       </w:r>
       <w:r>
         <w:t xml:space="preserve"> al </w:t>
       </w:r>
       <w:r>
-        <w:t>{{ fecha_fin }}</w:t>
+        <w:t xml:space="preserve">{{ </w:t>
+      </w:r>
+      <w:proofErr w:type="spellStart"/>
+      <w:r>
+        <w:t>fecha_fin</w:t>
+      </w:r>
+      <w:proofErr w:type="spellEnd"/>
+      <w:r>
+        <w:t xml:space="preserve"> }}</w:t>
       </w:r>
       <w:r>
         <w:t>, así:</w:t>
@@ -879,12 +995,21 @@
               </w:rPr>
               <w:t xml:space="preserve">{{ </w:t>
             </w:r>
+            <w:proofErr w:type="spellStart"/>
             <w:r>
               <w:rPr>
                 <w:sz w:val="16"/>
                 <w:szCs w:val="16"/>
               </w:rPr>
-              <w:t xml:space="preserve">valor_hora </w:t>
+              <w:t>valor_hora</w:t>
+            </w:r>
+            <w:proofErr w:type="spellEnd"/>
+            <w:r>
+              <w:rPr>
+                <w:sz w:val="16"/>
+                <w:szCs w:val="16"/>
+              </w:rPr>
+              <w:t xml:space="preserve"> </w:t>
             </w:r>
             <w:r>
               <w:rPr>
@@ -973,7 +1098,23 @@
                 <w:sz w:val="16"/>
                 <w:szCs w:val="16"/>
               </w:rPr>
-              <w:t>{{ intensidad_horaria }}</w:t>
+              <w:t xml:space="preserve">{{ </w:t>
+            </w:r>
+            <w:proofErr w:type="spellStart"/>
+            <w:r>
+              <w:rPr>
+                <w:sz w:val="16"/>
+                <w:szCs w:val="16"/>
+              </w:rPr>
+              <w:t>intensidad_horaria</w:t>
+            </w:r>
+            <w:proofErr w:type="spellEnd"/>
+            <w:r>
+              <w:rPr>
+                <w:sz w:val="16"/>
+                <w:szCs w:val="16"/>
+              </w:rPr>
+              <w:t xml:space="preserve"> }}</w:t>
             </w:r>
           </w:p>
         </w:tc>
@@ -1007,7 +1148,15 @@
                 <w:sz w:val="16"/>
                 <w:szCs w:val="16"/>
               </w:rPr>
-              <w:t>{{ intensidad_</w:t>
+              <w:t xml:space="preserve">{{ </w:t>
+            </w:r>
+            <w:proofErr w:type="spellStart"/>
+            <w:r>
+              <w:rPr>
+                <w:sz w:val="16"/>
+                <w:szCs w:val="16"/>
+              </w:rPr>
+              <w:t>intensidad_</w:t>
             </w:r>
             <w:r>
               <w:rPr>
@@ -1016,6 +1165,7 @@
               </w:rPr>
               <w:t>mensual</w:t>
             </w:r>
+            <w:proofErr w:type="spellEnd"/>
             <w:r>
               <w:rPr>
                 <w:sz w:val="16"/>
@@ -1053,7 +1203,15 @@
         <w:t xml:space="preserve"> </w:t>
       </w:r>
       <w:r>
-        <w:t>{{ total_horas }}</w:t>
+        <w:t xml:space="preserve">{{ </w:t>
+      </w:r>
+      <w:proofErr w:type="spellStart"/>
+      <w:r>
+        <w:t>total_horas</w:t>
+      </w:r>
+      <w:proofErr w:type="spellEnd"/>
+      <w:r>
+        <w:t xml:space="preserve"> }}</w:t>
       </w:r>
     </w:p>
     <w:p>
@@ -18991,7 +19149,15 @@
         <w:t xml:space="preserve">Dada en Cartagena, a los </w:t>
       </w:r>
       <w:r>
-        <w:t>{{ dia_notificacion }}</w:t>
+        <w:t xml:space="preserve">{{ </w:t>
+      </w:r>
+      <w:proofErr w:type="spellStart"/>
+      <w:r>
+        <w:t>dia_notificacion</w:t>
+      </w:r>
+      <w:proofErr w:type="spellEnd"/>
+      <w:r>
+        <w:t xml:space="preserve"> }}</w:t>
       </w:r>
       <w:r>
         <w:t xml:space="preserve"> días del mes de </w:t>
@@ -19367,7 +19533,25 @@
                                 <w:b/>
                                 <w:sz w:val="16"/>
                               </w:rPr>
-                              <w:t>{{ nombre_completo }}</w:t>
+                              <w:t xml:space="preserve">{{ </w:t>
+                            </w:r>
+                            <w:proofErr w:type="spellStart"/>
+                            <w:r>
+                              <w:rPr>
+                                <w:rFonts w:ascii="Arial" w:hAnsi="Arial"/>
+                                <w:b/>
+                                <w:sz w:val="16"/>
+                              </w:rPr>
+                              <w:t>nombre_completo</w:t>
+                            </w:r>
+                            <w:proofErr w:type="spellEnd"/>
+                            <w:r>
+                              <w:rPr>
+                                <w:rFonts w:ascii="Arial" w:hAnsi="Arial"/>
+                                <w:b/>
+                                <w:sz w:val="16"/>
+                              </w:rPr>
+                              <w:t xml:space="preserve"> }}</w:t>
                             </w:r>
                             <w:r>
                               <w:rPr>
@@ -19427,7 +19611,23 @@
                                 <w:w w:val="105"/>
                                 <w:sz w:val="16"/>
                               </w:rPr>
-                              <w:t>{{ numero_resolucion }}</w:t>
+                              <w:t xml:space="preserve">{{ </w:t>
+                            </w:r>
+                            <w:proofErr w:type="spellStart"/>
+                            <w:r>
+                              <w:rPr>
+                                <w:w w:val="105"/>
+                                <w:sz w:val="16"/>
+                              </w:rPr>
+                              <w:t>numero_resolucion</w:t>
+                            </w:r>
+                            <w:proofErr w:type="spellEnd"/>
+                            <w:r>
+                              <w:rPr>
+                                <w:w w:val="105"/>
+                                <w:sz w:val="16"/>
+                              </w:rPr>
+                              <w:t xml:space="preserve"> }}</w:t>
                             </w:r>
                             <w:r>
                               <w:rPr>
@@ -19448,7 +19648,23 @@
                                 <w:w w:val="105"/>
                                 <w:sz w:val="16"/>
                               </w:rPr>
-                              <w:t>{{ dia_resolucion }}</w:t>
+                              <w:t xml:space="preserve">{{ </w:t>
+                            </w:r>
+                            <w:proofErr w:type="spellStart"/>
+                            <w:r>
+                              <w:rPr>
+                                <w:w w:val="105"/>
+                                <w:sz w:val="16"/>
+                              </w:rPr>
+                              <w:t>dia_resolucion</w:t>
+                            </w:r>
+                            <w:proofErr w:type="spellEnd"/>
+                            <w:r>
+                              <w:rPr>
+                                <w:w w:val="105"/>
+                                <w:sz w:val="16"/>
+                              </w:rPr>
+                              <w:t xml:space="preserve"> }}</w:t>
                             </w:r>
                             <w:r>
                               <w:rPr>
@@ -19626,7 +19842,23 @@
                                 <w:w w:val="105"/>
                                 <w:sz w:val="16"/>
                               </w:rPr>
-                              <w:t>{{ dedicacion }}</w:t>
+                              <w:t xml:space="preserve">{{ </w:t>
+                            </w:r>
+                            <w:proofErr w:type="spellStart"/>
+                            <w:r>
+                              <w:rPr>
+                                <w:w w:val="105"/>
+                                <w:sz w:val="16"/>
+                              </w:rPr>
+                              <w:t>dedicacion</w:t>
+                            </w:r>
+                            <w:proofErr w:type="spellEnd"/>
+                            <w:r>
+                              <w:rPr>
+                                <w:w w:val="105"/>
+                                <w:sz w:val="16"/>
+                              </w:rPr>
+                              <w:t xml:space="preserve"> }}</w:t>
                             </w:r>
                             <w:r>
                               <w:rPr>
@@ -21405,7 +21637,6 @@
   <w:style w:type="character" w:default="1" w:styleId="Fuentedeprrafopredeter">
     <w:name w:val="Default Paragraph Font"/>
     <w:uiPriority w:val="1"/>
-    <w:semiHidden/>
     <w:unhideWhenUsed/>
   </w:style>
   <w:style w:type="table" w:default="1" w:styleId="Tablanormal">

--- a/plantillas/plantilla_resolucion.docx
+++ b/plantillas/plantilla_resolucion.docx
@@ -19153,23 +19153,27 @@
       </w:r>
       <w:proofErr w:type="spellStart"/>
       <w:r>
-        <w:t>dia_notificacion</w:t>
+        <w:t>dia_resolucion</w:t>
       </w:r>
       <w:proofErr w:type="spellEnd"/>
       <w:r>
+        <w:t xml:space="preserve"> }} de {{ </w:t>
+      </w:r>
+      <w:proofErr w:type="spellStart"/>
+      <w:r>
+        <w:t>mes_resolucion</w:t>
+      </w:r>
+      <w:proofErr w:type="spellEnd"/>
+      <w:r>
+        <w:t xml:space="preserve"> }} de {{ </w:t>
+      </w:r>
+      <w:proofErr w:type="spellStart"/>
+      <w:r>
+        <w:t>anio_resolucion</w:t>
+      </w:r>
+      <w:proofErr w:type="spellEnd"/>
+      <w:r>
         <w:t xml:space="preserve"> }}</w:t>
-      </w:r>
-      <w:r>
-        <w:t xml:space="preserve"> días del mes de </w:t>
-      </w:r>
-      <w:r>
-        <w:t>enero</w:t>
-      </w:r>
-      <w:r>
-        <w:t xml:space="preserve"> del año 202</w:t>
-      </w:r>
-      <w:r>
-        <w:t>6</w:t>
       </w:r>
     </w:p>
     <w:p>
@@ -19641,13 +19645,6 @@
                                 <w:w w:val="105"/>
                                 <w:sz w:val="16"/>
                               </w:rPr>
-                              <w:t xml:space="preserve">del </w:t>
-                            </w:r>
-                            <w:r>
-                              <w:rPr>
-                                <w:w w:val="105"/>
-                                <w:sz w:val="16"/>
-                              </w:rPr>
                               <w:t xml:space="preserve">{{ </w:t>
                             </w:r>
                             <w:proofErr w:type="spellStart"/>
@@ -19664,65 +19661,39 @@
                                 <w:w w:val="105"/>
                                 <w:sz w:val="16"/>
                               </w:rPr>
-                              <w:t xml:space="preserve"> }}</w:t>
+                              <w:t xml:space="preserve"> }} de {{ </w:t>
                             </w:r>
+                            <w:proofErr w:type="spellStart"/>
                             <w:r>
                               <w:rPr>
                                 <w:w w:val="105"/>
                                 <w:sz w:val="16"/>
                               </w:rPr>
-                              <w:t xml:space="preserve"> </w:t>
+                              <w:t>mes_resolucion</w:t>
                             </w:r>
+                            <w:proofErr w:type="spellEnd"/>
                             <w:r>
                               <w:rPr>
                                 <w:w w:val="105"/>
                                 <w:sz w:val="16"/>
                               </w:rPr>
-                              <w:t xml:space="preserve">de </w:t>
+                              <w:t xml:space="preserve"> }} de {{ </w:t>
                             </w:r>
+                            <w:proofErr w:type="spellStart"/>
                             <w:r>
                               <w:rPr>
                                 <w:w w:val="105"/>
                                 <w:sz w:val="16"/>
                               </w:rPr>
-                              <w:t>enero</w:t>
+                              <w:t>anio_resolucion</w:t>
                             </w:r>
-                            <w:r>
-                              <w:rPr>
-                                <w:spacing w:val="1"/>
-                                <w:w w:val="105"/>
-                                <w:sz w:val="16"/>
-                              </w:rPr>
-                              <w:t xml:space="preserve"> </w:t>
-                            </w:r>
+                            <w:proofErr w:type="spellEnd"/>
                             <w:r>
                               <w:rPr>
                                 <w:w w:val="105"/>
                                 <w:sz w:val="16"/>
                               </w:rPr>
-                              <w:t>de</w:t>
-                            </w:r>
-                            <w:r>
-                              <w:rPr>
-                                <w:spacing w:val="-4"/>
-                                <w:w w:val="105"/>
-                                <w:sz w:val="16"/>
-                              </w:rPr>
-                              <w:t xml:space="preserve"> </w:t>
-                            </w:r>
-                            <w:r>
-                              <w:rPr>
-                                <w:w w:val="105"/>
-                                <w:sz w:val="16"/>
-                              </w:rPr>
-                              <w:t>2</w:t>
-                            </w:r>
-                            <w:r>
-                              <w:rPr>
-                                <w:w w:val="105"/>
-                                <w:sz w:val="16"/>
-                              </w:rPr>
-                              <w:t>026</w:t>
+                              <w:t xml:space="preserve"> }}</w:t>
                             </w:r>
                             <w:r>
                               <w:rPr>
@@ -20363,13 +20334,6 @@
                           <w:w w:val="105"/>
                           <w:sz w:val="16"/>
                         </w:rPr>
-                        <w:t xml:space="preserve">del </w:t>
-                      </w:r>
-                      <w:r>
-                        <w:rPr>
-                          <w:w w:val="105"/>
-                          <w:sz w:val="16"/>
-                        </w:rPr>
                         <w:t xml:space="preserve">{{ </w:t>
                       </w:r>
                       <w:proofErr w:type="spellStart"/>
@@ -20386,65 +20350,39 @@
                           <w:w w:val="105"/>
                           <w:sz w:val="16"/>
                         </w:rPr>
-                        <w:t xml:space="preserve"> }}</w:t>
+                        <w:t xml:space="preserve"> }} de {{ </w:t>
                       </w:r>
+                      <w:proofErr w:type="spellStart"/>
                       <w:r>
                         <w:rPr>
                           <w:w w:val="105"/>
                           <w:sz w:val="16"/>
                         </w:rPr>
-                        <w:t xml:space="preserve"> </w:t>
+                        <w:t>mes_resolucion</w:t>
                       </w:r>
+                      <w:proofErr w:type="spellEnd"/>
                       <w:r>
                         <w:rPr>
                           <w:w w:val="105"/>
                           <w:sz w:val="16"/>
                         </w:rPr>
-                        <w:t xml:space="preserve">de </w:t>
+                        <w:t xml:space="preserve"> }} de {{ </w:t>
                       </w:r>
+                      <w:proofErr w:type="spellStart"/>
                       <w:r>
                         <w:rPr>
                           <w:w w:val="105"/>
                           <w:sz w:val="16"/>
                         </w:rPr>
-                        <w:t>enero</w:t>
+                        <w:t>anio_resolucion</w:t>
                       </w:r>
-                      <w:r>
-                        <w:rPr>
-                          <w:spacing w:val="1"/>
-                          <w:w w:val="105"/>
-                          <w:sz w:val="16"/>
-                        </w:rPr>
-                        <w:t xml:space="preserve"> </w:t>
-                      </w:r>
+                      <w:proofErr w:type="spellEnd"/>
                       <w:r>
                         <w:rPr>
                           <w:w w:val="105"/>
                           <w:sz w:val="16"/>
                         </w:rPr>
-                        <w:t>de</w:t>
-                      </w:r>
-                      <w:r>
-                        <w:rPr>
-                          <w:spacing w:val="-4"/>
-                          <w:w w:val="105"/>
-                          <w:sz w:val="16"/>
-                        </w:rPr>
-                        <w:t xml:space="preserve"> </w:t>
-                      </w:r>
-                      <w:r>
-                        <w:rPr>
-                          <w:w w:val="105"/>
-                          <w:sz w:val="16"/>
-                        </w:rPr>
-                        <w:t>2</w:t>
-                      </w:r>
-                      <w:r>
-                        <w:rPr>
-                          <w:w w:val="105"/>
-                          <w:sz w:val="16"/>
-                        </w:rPr>
-                        <w:t>026</w:t>
+                        <w:t xml:space="preserve"> }}</w:t>
                       </w:r>
                       <w:r>
                         <w:rPr>
@@ -21637,6 +21575,7 @@
   <w:style w:type="character" w:default="1" w:styleId="Fuentedeprrafopredeter">
     <w:name w:val="Default Paragraph Font"/>
     <w:uiPriority w:val="1"/>
+    <w:semiHidden/>
     <w:unhideWhenUsed/>
   </w:style>
   <w:style w:type="table" w:default="1" w:styleId="Tablanormal">

--- a/plantillas/plantilla_resolucion.docx
+++ b/plantillas/plantilla_resolucion.docx
@@ -36,28 +36,37 @@
         </w:rPr>
         <w:t xml:space="preserve">. </w:t>
       </w:r>
+      <w:proofErr w:type="gramStart"/>
       <w:r>
         <w:rPr>
           <w:rFonts w:ascii="Times New Roman" w:hAnsi="Times New Roman"/>
           <w:b/>
         </w:rPr>
-        <w:t xml:space="preserve">{{ </w:t>
-      </w:r>
-      <w:proofErr w:type="spellStart"/>
+        <w:t>{{ numero</w:t>
+      </w:r>
+      <w:proofErr w:type="gramEnd"/>
       <w:r>
         <w:rPr>
           <w:rFonts w:ascii="Times New Roman" w:hAnsi="Times New Roman"/>
           <w:b/>
         </w:rPr>
-        <w:t>numero_resolucion</w:t>
-      </w:r>
-      <w:proofErr w:type="spellEnd"/>
+        <w:t>_</w:t>
+      </w:r>
+      <w:proofErr w:type="gramStart"/>
       <w:r>
         <w:rPr>
           <w:rFonts w:ascii="Times New Roman" w:hAnsi="Times New Roman"/>
           <w:b/>
         </w:rPr>
-        <w:t xml:space="preserve"> }}</w:t>
+        <w:t>resolucion }</w:t>
+      </w:r>
+      <w:proofErr w:type="gramEnd"/>
+      <w:r>
+        <w:rPr>
+          <w:rFonts w:ascii="Times New Roman" w:hAnsi="Times New Roman"/>
+          <w:b/>
+        </w:rPr>
+        <w:t>}</w:t>
       </w:r>
     </w:p>
     <w:p>
@@ -76,95 +85,119 @@
         </w:rPr>
         <w:t>(</w:t>
       </w:r>
+      <w:proofErr w:type="gramStart"/>
       <w:r>
         <w:rPr>
           <w:rFonts w:ascii="Arial" w:hAnsi="Arial" w:cs="Arial"/>
         </w:rPr>
-        <w:t xml:space="preserve">{{ </w:t>
-      </w:r>
-      <w:proofErr w:type="spellStart"/>
+        <w:t>{{ dia</w:t>
+      </w:r>
+      <w:proofErr w:type="gramEnd"/>
       <w:r>
         <w:rPr>
           <w:rFonts w:ascii="Arial" w:hAnsi="Arial" w:cs="Arial"/>
         </w:rPr>
-        <w:t>dia_resolucion</w:t>
-      </w:r>
-      <w:proofErr w:type="spellEnd"/>
+        <w:t>_</w:t>
+      </w:r>
+      <w:proofErr w:type="gramStart"/>
       <w:r>
         <w:rPr>
           <w:rFonts w:ascii="Arial" w:hAnsi="Arial" w:cs="Arial"/>
         </w:rPr>
-        <w:t xml:space="preserve"> }}</w:t>
-      </w:r>
+        <w:t>resolucion }</w:t>
+      </w:r>
+      <w:proofErr w:type="gramEnd"/>
       <w:r>
         <w:rPr>
           <w:rFonts w:ascii="Arial" w:hAnsi="Arial" w:cs="Arial"/>
         </w:rPr>
-        <w:t xml:space="preserve"> </w:t>
+        <w:t>}</w:t>
       </w:r>
       <w:r>
         <w:rPr>
           <w:rFonts w:ascii="Arial" w:hAnsi="Arial" w:cs="Arial"/>
         </w:rPr>
+        <w:t xml:space="preserve"> </w:t>
+      </w:r>
+      <w:r>
+        <w:rPr>
+          <w:rFonts w:ascii="Arial" w:hAnsi="Arial" w:cs="Arial"/>
+        </w:rPr>
         <w:t xml:space="preserve">de </w:t>
       </w:r>
+      <w:proofErr w:type="gramStart"/>
       <w:r>
         <w:rPr>
           <w:rFonts w:ascii="Arial" w:hAnsi="Arial" w:cs="Arial"/>
         </w:rPr>
-        <w:t xml:space="preserve">{{ </w:t>
-      </w:r>
-      <w:proofErr w:type="spellStart"/>
+        <w:t>{{ mes</w:t>
+      </w:r>
+      <w:proofErr w:type="gramEnd"/>
       <w:r>
         <w:rPr>
           <w:rFonts w:ascii="Arial" w:hAnsi="Arial" w:cs="Arial"/>
         </w:rPr>
-        <w:t>mes_resolucion</w:t>
-      </w:r>
-      <w:proofErr w:type="spellEnd"/>
+        <w:t>_</w:t>
+      </w:r>
+      <w:proofErr w:type="gramStart"/>
       <w:r>
         <w:rPr>
           <w:rFonts w:ascii="Arial" w:hAnsi="Arial" w:cs="Arial"/>
         </w:rPr>
-        <w:t xml:space="preserve"> }}</w:t>
-      </w:r>
+        <w:t>resolucion }</w:t>
+      </w:r>
+      <w:proofErr w:type="gramEnd"/>
       <w:r>
         <w:rPr>
           <w:rFonts w:ascii="Arial" w:hAnsi="Arial" w:cs="Arial"/>
         </w:rPr>
+        <w:t>}</w:t>
+      </w:r>
+      <w:r>
+        <w:rPr>
+          <w:rFonts w:ascii="Arial" w:hAnsi="Arial" w:cs="Arial"/>
+        </w:rPr>
         <w:t xml:space="preserve"> de </w:t>
       </w:r>
+      <w:proofErr w:type="gramStart"/>
       <w:r>
         <w:rPr>
           <w:rFonts w:ascii="Arial" w:hAnsi="Arial" w:cs="Arial"/>
         </w:rPr>
-        <w:t xml:space="preserve">{{ </w:t>
-      </w:r>
-      <w:proofErr w:type="spellStart"/>
+        <w:t>{{ an</w:t>
+      </w:r>
       <w:r>
         <w:rPr>
           <w:rFonts w:ascii="Arial" w:hAnsi="Arial" w:cs="Arial"/>
         </w:rPr>
-        <w:t>an</w:t>
+        <w:t>i</w:t>
       </w:r>
       <w:r>
         <w:rPr>
           <w:rFonts w:ascii="Arial" w:hAnsi="Arial" w:cs="Arial"/>
         </w:rPr>
-        <w:t>i</w:t>
-      </w:r>
+        <w:t>o</w:t>
+      </w:r>
+      <w:proofErr w:type="gramEnd"/>
       <w:r>
         <w:rPr>
           <w:rFonts w:ascii="Arial" w:hAnsi="Arial" w:cs="Arial"/>
         </w:rPr>
-        <w:t>o_resolucion</w:t>
-      </w:r>
-      <w:proofErr w:type="spellEnd"/>
+        <w:t>_</w:t>
+      </w:r>
+      <w:proofErr w:type="gramStart"/>
       <w:r>
         <w:rPr>
           <w:rFonts w:ascii="Arial" w:hAnsi="Arial" w:cs="Arial"/>
         </w:rPr>
-        <w:t xml:space="preserve"> }}</w:t>
+        <w:t>resolucion }</w:t>
+      </w:r>
+      <w:proofErr w:type="gramEnd"/>
+      <w:r>
+        <w:rPr>
+          <w:rFonts w:ascii="Arial" w:hAnsi="Arial" w:cs="Arial"/>
+        </w:rPr>
+        <w:t>}</w:t>
       </w:r>
       <w:r>
         <w:rPr>
@@ -453,38 +486,48 @@
         </w:rPr>
         <w:t xml:space="preserve"> </w:t>
       </w:r>
+      <w:proofErr w:type="gramStart"/>
       <w:r>
         <w:rPr>
           <w:rFonts w:ascii="Arial" w:hAnsi="Arial"/>
           <w:b/>
           <w:sz w:val="18"/>
         </w:rPr>
-        <w:t xml:space="preserve">{{ </w:t>
-      </w:r>
-      <w:proofErr w:type="spellStart"/>
+        <w:t>{{ nombre</w:t>
+      </w:r>
+      <w:proofErr w:type="gramEnd"/>
       <w:r>
         <w:rPr>
           <w:rFonts w:ascii="Arial" w:hAnsi="Arial"/>
           <w:b/>
           <w:sz w:val="18"/>
         </w:rPr>
-        <w:t>nombre_completo</w:t>
-      </w:r>
-      <w:proofErr w:type="spellEnd"/>
+        <w:t>_</w:t>
+      </w:r>
+      <w:proofErr w:type="gramStart"/>
       <w:r>
         <w:rPr>
           <w:rFonts w:ascii="Arial" w:hAnsi="Arial"/>
           <w:b/>
           <w:sz w:val="18"/>
         </w:rPr>
-        <w:t xml:space="preserve"> }}</w:t>
-      </w:r>
+        <w:t>completo }</w:t>
+      </w:r>
+      <w:proofErr w:type="gramEnd"/>
       <w:r>
         <w:rPr>
           <w:rFonts w:ascii="Arial" w:hAnsi="Arial"/>
           <w:b/>
           <w:sz w:val="18"/>
         </w:rPr>
+        <w:t>}</w:t>
+      </w:r>
+      <w:r>
+        <w:rPr>
+          <w:rFonts w:ascii="Arial" w:hAnsi="Arial"/>
+          <w:b/>
+          <w:sz w:val="18"/>
+        </w:rPr>
         <w:t xml:space="preserve"> </w:t>
       </w:r>
       <w:r>
@@ -526,11 +569,19 @@
         </w:rPr>
         <w:t xml:space="preserve"> </w:t>
       </w:r>
+      <w:proofErr w:type="gramStart"/>
       <w:r>
         <w:rPr>
           <w:sz w:val="18"/>
         </w:rPr>
-        <w:t>{{ cedula }}</w:t>
+        <w:t>{{ cedula</w:t>
+      </w:r>
+      <w:proofErr w:type="gramEnd"/>
+      <w:r>
+        <w:rPr>
+          <w:sz w:val="18"/>
+        </w:rPr>
+        <w:t xml:space="preserve"> }}</w:t>
       </w:r>
       <w:r>
         <w:rPr>
@@ -578,36 +629,51 @@
         <w:ind w:left="113" w:right="150"/>
         <w:jc w:val="both"/>
       </w:pPr>
-      <w:r>
-        <w:t>{{ facultad }}</w:t>
+      <w:proofErr w:type="gramStart"/>
+      <w:r>
+        <w:t>{{ facultad</w:t>
+      </w:r>
+      <w:proofErr w:type="gramEnd"/>
+      <w:r>
+        <w:t xml:space="preserve"> }}</w:t>
       </w:r>
       <w:r>
         <w:t xml:space="preserve">, durante el periodo comprendido del </w:t>
       </w:r>
-      <w:r>
-        <w:t xml:space="preserve">{{ </w:t>
-      </w:r>
-      <w:proofErr w:type="spellStart"/>
-      <w:r>
-        <w:t>fecha_inicio</w:t>
-      </w:r>
-      <w:proofErr w:type="spellEnd"/>
-      <w:r>
-        <w:t xml:space="preserve"> }}</w:t>
+      <w:proofErr w:type="gramStart"/>
+      <w:r>
+        <w:t>{{ fecha</w:t>
+      </w:r>
+      <w:proofErr w:type="gramEnd"/>
+      <w:r>
+        <w:t>_</w:t>
+      </w:r>
+      <w:proofErr w:type="gramStart"/>
+      <w:r>
+        <w:t>inicio }</w:t>
+      </w:r>
+      <w:proofErr w:type="gramEnd"/>
+      <w:r>
+        <w:t>}</w:t>
       </w:r>
       <w:r>
         <w:t xml:space="preserve"> al </w:t>
       </w:r>
-      <w:r>
-        <w:t xml:space="preserve">{{ </w:t>
-      </w:r>
-      <w:proofErr w:type="spellStart"/>
-      <w:r>
-        <w:t>fecha_fin</w:t>
-      </w:r>
-      <w:proofErr w:type="spellEnd"/>
-      <w:r>
-        <w:t xml:space="preserve"> }}</w:t>
+      <w:proofErr w:type="gramStart"/>
+      <w:r>
+        <w:t>{{ fecha</w:t>
+      </w:r>
+      <w:proofErr w:type="gramEnd"/>
+      <w:r>
+        <w:t>_</w:t>
+      </w:r>
+      <w:proofErr w:type="gramStart"/>
+      <w:r>
+        <w:t>fin }</w:t>
+      </w:r>
+      <w:proofErr w:type="gramEnd"/>
+      <w:r>
+        <w:t>}</w:t>
       </w:r>
       <w:r>
         <w:t>, así:</w:t>
@@ -948,6 +1014,7 @@
                 <w:szCs w:val="16"/>
               </w:rPr>
             </w:pPr>
+            <w:proofErr w:type="gramStart"/>
             <w:r>
               <w:rPr>
                 <w:sz w:val="16"/>
@@ -955,6 +1022,7 @@
               </w:rPr>
               <w:t>{{ titulo</w:t>
             </w:r>
+            <w:proofErr w:type="gramEnd"/>
             <w:r>
               <w:rPr>
                 <w:sz w:val="16"/>
@@ -988,6 +1056,7 @@
               </w:rPr>
               <w:t xml:space="preserve">/ $ </w:t>
             </w:r>
+            <w:proofErr w:type="gramStart"/>
             <w:r>
               <w:rPr>
                 <w:sz w:val="16"/>
@@ -995,21 +1064,20 @@
               </w:rPr>
               <w:t xml:space="preserve">{{ </w:t>
             </w:r>
-            <w:proofErr w:type="spellStart"/>
             <w:r>
               <w:rPr>
                 <w:sz w:val="16"/>
                 <w:szCs w:val="16"/>
               </w:rPr>
-              <w:t>valor_hora</w:t>
+              <w:t>valor</w:t>
             </w:r>
-            <w:proofErr w:type="spellEnd"/>
+            <w:proofErr w:type="gramEnd"/>
             <w:r>
               <w:rPr>
                 <w:sz w:val="16"/>
                 <w:szCs w:val="16"/>
               </w:rPr>
-              <w:t xml:space="preserve"> </w:t>
+              <w:t xml:space="preserve">_hora </w:t>
             </w:r>
             <w:r>
               <w:rPr>
@@ -1035,6 +1103,7 @@
                 <w:szCs w:val="16"/>
               </w:rPr>
             </w:pPr>
+            <w:proofErr w:type="gramStart"/>
             <w:r>
               <w:rPr>
                 <w:sz w:val="16"/>
@@ -1047,7 +1116,15 @@
                 <w:sz w:val="16"/>
                 <w:szCs w:val="16"/>
               </w:rPr>
-              <w:t xml:space="preserve">modalidad </w:t>
+              <w:t>modalidad</w:t>
+            </w:r>
+            <w:proofErr w:type="gramEnd"/>
+            <w:r>
+              <w:rPr>
+                <w:sz w:val="16"/>
+                <w:szCs w:val="16"/>
+              </w:rPr>
+              <w:t xml:space="preserve"> </w:t>
             </w:r>
             <w:r>
               <w:rPr>
@@ -1093,28 +1170,21 @@
                 <w:szCs w:val="16"/>
               </w:rPr>
             </w:pPr>
+            <w:proofErr w:type="gramStart"/>
             <w:r>
               <w:rPr>
                 <w:sz w:val="16"/>
                 <w:szCs w:val="16"/>
               </w:rPr>
-              <w:t xml:space="preserve">{{ </w:t>
+              <w:t>{{ intensidad</w:t>
             </w:r>
-            <w:proofErr w:type="spellStart"/>
+            <w:proofErr w:type="gramEnd"/>
             <w:r>
               <w:rPr>
                 <w:sz w:val="16"/>
                 <w:szCs w:val="16"/>
               </w:rPr>
-              <w:t>intensidad_horaria</w:t>
-            </w:r>
-            <w:proofErr w:type="spellEnd"/>
-            <w:r>
-              <w:rPr>
-                <w:sz w:val="16"/>
-                <w:szCs w:val="16"/>
-              </w:rPr>
-              <w:t xml:space="preserve"> }}</w:t>
+              <w:t>_horaria }}</w:t>
             </w:r>
           </w:p>
         </w:tc>
@@ -1143,20 +1213,21 @@
                 <w:szCs w:val="16"/>
               </w:rPr>
             </w:pPr>
+            <w:proofErr w:type="gramStart"/>
             <w:r>
               <w:rPr>
                 <w:sz w:val="16"/>
                 <w:szCs w:val="16"/>
               </w:rPr>
-              <w:t xml:space="preserve">{{ </w:t>
+              <w:t>{{ intensidad</w:t>
             </w:r>
-            <w:proofErr w:type="spellStart"/>
+            <w:proofErr w:type="gramEnd"/>
             <w:r>
               <w:rPr>
                 <w:sz w:val="16"/>
                 <w:szCs w:val="16"/>
               </w:rPr>
-              <w:t>intensidad_</w:t>
+              <w:t>_</w:t>
             </w:r>
             <w:r>
               <w:rPr>
@@ -1165,7 +1236,6 @@
               </w:rPr>
               <w:t>mensual</w:t>
             </w:r>
-            <w:proofErr w:type="spellEnd"/>
             <w:r>
               <w:rPr>
                 <w:sz w:val="16"/>
@@ -1202,16 +1272,21 @@
         </w:rPr>
         <w:t xml:space="preserve"> </w:t>
       </w:r>
-      <w:r>
-        <w:t xml:space="preserve">{{ </w:t>
-      </w:r>
-      <w:proofErr w:type="spellStart"/>
-      <w:r>
-        <w:t>total_horas</w:t>
-      </w:r>
-      <w:proofErr w:type="spellEnd"/>
-      <w:r>
-        <w:t xml:space="preserve"> }}</w:t>
+      <w:proofErr w:type="gramStart"/>
+      <w:r>
+        <w:t>{{ total</w:t>
+      </w:r>
+      <w:proofErr w:type="gramEnd"/>
+      <w:r>
+        <w:t>_</w:t>
+      </w:r>
+      <w:proofErr w:type="gramStart"/>
+      <w:r>
+        <w:t>horas }</w:t>
+      </w:r>
+      <w:proofErr w:type="gramEnd"/>
+      <w:r>
+        <w:t>}</w:t>
       </w:r>
     </w:p>
     <w:p>
@@ -19148,32 +19223,53 @@
       <w:r>
         <w:t xml:space="preserve">Dada en Cartagena, a los </w:t>
       </w:r>
-      <w:r>
-        <w:t xml:space="preserve">{{ </w:t>
-      </w:r>
-      <w:proofErr w:type="spellStart"/>
-      <w:r>
-        <w:t>dia_resolucion</w:t>
-      </w:r>
-      <w:proofErr w:type="spellEnd"/>
-      <w:r>
-        <w:t xml:space="preserve"> }} de {{ </w:t>
-      </w:r>
-      <w:proofErr w:type="spellStart"/>
-      <w:r>
-        <w:t>mes_resolucion</w:t>
-      </w:r>
-      <w:proofErr w:type="spellEnd"/>
-      <w:r>
-        <w:t xml:space="preserve"> }} de {{ </w:t>
-      </w:r>
-      <w:proofErr w:type="spellStart"/>
-      <w:r>
-        <w:t>anio_resolucion</w:t>
-      </w:r>
-      <w:proofErr w:type="spellEnd"/>
-      <w:r>
-        <w:t xml:space="preserve"> }}</w:t>
+      <w:proofErr w:type="gramStart"/>
+      <w:r>
+        <w:t>{{ dia</w:t>
+      </w:r>
+      <w:proofErr w:type="gramEnd"/>
+      <w:r>
+        <w:t>_</w:t>
+      </w:r>
+      <w:proofErr w:type="gramStart"/>
+      <w:r>
+        <w:t>resolucion }</w:t>
+      </w:r>
+      <w:proofErr w:type="gramEnd"/>
+      <w:r>
+        <w:t xml:space="preserve">} de </w:t>
+      </w:r>
+      <w:proofErr w:type="gramStart"/>
+      <w:r>
+        <w:t>{{ mes</w:t>
+      </w:r>
+      <w:proofErr w:type="gramEnd"/>
+      <w:r>
+        <w:t>_</w:t>
+      </w:r>
+      <w:proofErr w:type="gramStart"/>
+      <w:r>
+        <w:t>resolucion }</w:t>
+      </w:r>
+      <w:proofErr w:type="gramEnd"/>
+      <w:r>
+        <w:t xml:space="preserve">} de </w:t>
+      </w:r>
+      <w:proofErr w:type="gramStart"/>
+      <w:r>
+        <w:t>{{ anio</w:t>
+      </w:r>
+      <w:proofErr w:type="gramEnd"/>
+      <w:r>
+        <w:t>_</w:t>
+      </w:r>
+      <w:proofErr w:type="gramStart"/>
+      <w:r>
+        <w:t>resolucion }</w:t>
+      </w:r>
+      <w:proofErr w:type="gramEnd"/>
+      <w:r>
+        <w:t>}</w:t>
       </w:r>
     </w:p>
     <w:p>
@@ -19247,8 +19343,17 @@
           <w:b/>
           <w:sz w:val="20"/>
         </w:rPr>
-        <w:t>Rector                                                                Secretario General</w:t>
-      </w:r>
+        <w:t xml:space="preserve">Rector                                                                </w:t>
+      </w:r>
+      <w:proofErr w:type="gramStart"/>
+      <w:r>
+        <w:rPr>
+          <w:b/>
+          <w:sz w:val="20"/>
+        </w:rPr>
+        <w:t>Secretario General</w:t>
+      </w:r>
+      <w:proofErr w:type="gramEnd"/>
     </w:p>
     <w:p>
       <w:pPr>
@@ -19531,31 +19636,41 @@
                               </w:rPr>
                               <w:t xml:space="preserve">a </w:t>
                             </w:r>
+                            <w:proofErr w:type="gramStart"/>
                             <w:r>
                               <w:rPr>
                                 <w:rFonts w:ascii="Arial" w:hAnsi="Arial"/>
                                 <w:b/>
                                 <w:sz w:val="16"/>
                               </w:rPr>
-                              <w:t xml:space="preserve">{{ </w:t>
+                              <w:t>{{ nombre</w:t>
                             </w:r>
-                            <w:proofErr w:type="spellStart"/>
+                            <w:proofErr w:type="gramEnd"/>
                             <w:r>
                               <w:rPr>
                                 <w:rFonts w:ascii="Arial" w:hAnsi="Arial"/>
                                 <w:b/>
                                 <w:sz w:val="16"/>
                               </w:rPr>
-                              <w:t>nombre_completo</w:t>
+                              <w:t>_</w:t>
                             </w:r>
-                            <w:proofErr w:type="spellEnd"/>
+                            <w:proofErr w:type="gramStart"/>
                             <w:r>
                               <w:rPr>
                                 <w:rFonts w:ascii="Arial" w:hAnsi="Arial"/>
                                 <w:b/>
                                 <w:sz w:val="16"/>
                               </w:rPr>
-                              <w:t xml:space="preserve"> }}</w:t>
+                              <w:t>completo }</w:t>
+                            </w:r>
+                            <w:proofErr w:type="gramEnd"/>
+                            <w:r>
+                              <w:rPr>
+                                <w:rFonts w:ascii="Arial" w:hAnsi="Arial"/>
+                                <w:b/>
+                                <w:sz w:val="16"/>
+                              </w:rPr>
+                              <w:t>}</w:t>
                             </w:r>
                             <w:r>
                               <w:rPr>
@@ -19580,13 +19695,23 @@
                               </w:rPr>
                               <w:t xml:space="preserve"> No. </w:t>
                             </w:r>
+                            <w:proofErr w:type="gramStart"/>
                             <w:r>
                               <w:rPr>
                                 <w:rFonts w:ascii="Arial" w:hAnsi="Arial"/>
                                 <w:b/>
                                 <w:sz w:val="16"/>
                               </w:rPr>
-                              <w:t>{{ cedula }}</w:t>
+                              <w:t>{{ cedula</w:t>
+                            </w:r>
+                            <w:proofErr w:type="gramEnd"/>
+                            <w:r>
+                              <w:rPr>
+                                <w:rFonts w:ascii="Arial" w:hAnsi="Arial"/>
+                                <w:b/>
+                                <w:sz w:val="16"/>
+                              </w:rPr>
+                              <w:t xml:space="preserve"> }}</w:t>
                             </w:r>
                             <w:r>
                               <w:rPr>
@@ -19610,28 +19735,37 @@
                               </w:rPr>
                               <w:t xml:space="preserve"> contenido de la Resolución No. </w:t>
                             </w:r>
+                            <w:proofErr w:type="gramStart"/>
                             <w:r>
                               <w:rPr>
                                 <w:w w:val="105"/>
                                 <w:sz w:val="16"/>
                               </w:rPr>
-                              <w:t xml:space="preserve">{{ </w:t>
+                              <w:t>{{ numero</w:t>
                             </w:r>
-                            <w:proofErr w:type="spellStart"/>
+                            <w:proofErr w:type="gramEnd"/>
                             <w:r>
                               <w:rPr>
                                 <w:w w:val="105"/>
                                 <w:sz w:val="16"/>
                               </w:rPr>
-                              <w:t>numero_resolucion</w:t>
+                              <w:t>_</w:t>
                             </w:r>
-                            <w:proofErr w:type="spellEnd"/>
+                            <w:proofErr w:type="gramStart"/>
                             <w:r>
                               <w:rPr>
                                 <w:w w:val="105"/>
                                 <w:sz w:val="16"/>
                               </w:rPr>
-                              <w:t xml:space="preserve"> }}</w:t>
+                              <w:t>resolucion }</w:t>
+                            </w:r>
+                            <w:proofErr w:type="gramEnd"/>
+                            <w:r>
+                              <w:rPr>
+                                <w:w w:val="105"/>
+                                <w:sz w:val="16"/>
+                              </w:rPr>
+                              <w:t>}</w:t>
                             </w:r>
                             <w:r>
                               <w:rPr>
@@ -19645,55 +19779,103 @@
                                 <w:w w:val="105"/>
                                 <w:sz w:val="16"/>
                               </w:rPr>
-                              <w:t xml:space="preserve">{{ </w:t>
+                              <w:t xml:space="preserve">a los </w:t>
                             </w:r>
-                            <w:proofErr w:type="spellStart"/>
+                            <w:proofErr w:type="gramStart"/>
                             <w:r>
                               <w:rPr>
                                 <w:w w:val="105"/>
                                 <w:sz w:val="16"/>
                               </w:rPr>
-                              <w:t>dia_resolucion</w:t>
+                              <w:t>{{ dia</w:t>
                             </w:r>
-                            <w:proofErr w:type="spellEnd"/>
+                            <w:proofErr w:type="gramEnd"/>
                             <w:r>
                               <w:rPr>
                                 <w:w w:val="105"/>
                                 <w:sz w:val="16"/>
                               </w:rPr>
-                              <w:t xml:space="preserve"> }} de {{ </w:t>
+                              <w:t>_</w:t>
                             </w:r>
-                            <w:proofErr w:type="spellStart"/>
+                            <w:proofErr w:type="gramStart"/>
                             <w:r>
                               <w:rPr>
                                 <w:w w:val="105"/>
                                 <w:sz w:val="16"/>
                               </w:rPr>
-                              <w:t>mes_resolucion</w:t>
+                              <w:t>resolucion }</w:t>
                             </w:r>
-                            <w:proofErr w:type="spellEnd"/>
+                            <w:proofErr w:type="gramEnd"/>
                             <w:r>
                               <w:rPr>
                                 <w:w w:val="105"/>
                                 <w:sz w:val="16"/>
                               </w:rPr>
-                              <w:t xml:space="preserve"> }} de {{ </w:t>
+                              <w:t xml:space="preserve">} de </w:t>
                             </w:r>
-                            <w:proofErr w:type="spellStart"/>
+                            <w:proofErr w:type="gramStart"/>
                             <w:r>
                               <w:rPr>
                                 <w:w w:val="105"/>
                                 <w:sz w:val="16"/>
                               </w:rPr>
-                              <w:t>anio_resolucion</w:t>
+                              <w:t>{{ mes</w:t>
                             </w:r>
-                            <w:proofErr w:type="spellEnd"/>
+                            <w:proofErr w:type="gramEnd"/>
                             <w:r>
                               <w:rPr>
                                 <w:w w:val="105"/>
                                 <w:sz w:val="16"/>
                               </w:rPr>
-                              <w:t xml:space="preserve"> }}</w:t>
+                              <w:t>_</w:t>
+                            </w:r>
+                            <w:proofErr w:type="gramStart"/>
+                            <w:r>
+                              <w:rPr>
+                                <w:w w:val="105"/>
+                                <w:sz w:val="16"/>
+                              </w:rPr>
+                              <w:t>resolucion }</w:t>
+                            </w:r>
+                            <w:proofErr w:type="gramEnd"/>
+                            <w:r>
+                              <w:rPr>
+                                <w:w w:val="105"/>
+                                <w:sz w:val="16"/>
+                              </w:rPr>
+                              <w:t xml:space="preserve">} de </w:t>
+                            </w:r>
+                            <w:proofErr w:type="gramStart"/>
+                            <w:r>
+                              <w:rPr>
+                                <w:w w:val="105"/>
+                                <w:sz w:val="16"/>
+                              </w:rPr>
+                              <w:t>{{ anio</w:t>
+                            </w:r>
+                            <w:proofErr w:type="gramEnd"/>
+                            <w:r>
+                              <w:rPr>
+                                <w:w w:val="105"/>
+                                <w:sz w:val="16"/>
+                              </w:rPr>
+                              <w:t>_</w:t>
+                            </w:r>
+                            <w:proofErr w:type="gramStart"/>
+                            <w:r>
+                              <w:rPr>
+                                <w:w w:val="105"/>
+                                <w:sz w:val="16"/>
+                              </w:rPr>
+                              <w:t>resolucion }</w:t>
+                            </w:r>
+                            <w:proofErr w:type="gramEnd"/>
+                            <w:r>
+                              <w:rPr>
+                                <w:w w:val="105"/>
+                                <w:sz w:val="16"/>
+                              </w:rPr>
+                              <w:t>}</w:t>
                             </w:r>
                             <w:r>
                               <w:rPr>
@@ -19808,22 +19990,15 @@
                               </w:rPr>
                               <w:t xml:space="preserve"> </w:t>
                             </w:r>
+                            <w:proofErr w:type="gramStart"/>
                             <w:r>
                               <w:rPr>
                                 <w:w w:val="105"/>
                                 <w:sz w:val="16"/>
                               </w:rPr>
-                              <w:t xml:space="preserve">{{ </w:t>
+                              <w:t>{{ dedicacion</w:t>
                             </w:r>
-                            <w:proofErr w:type="spellStart"/>
-                            <w:r>
-                              <w:rPr>
-                                <w:w w:val="105"/>
-                                <w:sz w:val="16"/>
-                              </w:rPr>
-                              <w:t>dedicacion</w:t>
-                            </w:r>
-                            <w:proofErr w:type="spellEnd"/>
+                            <w:proofErr w:type="gramEnd"/>
                             <w:r>
                               <w:rPr>
                                 <w:w w:val="105"/>
@@ -20220,31 +20395,41 @@
                         </w:rPr>
                         <w:t xml:space="preserve">a </w:t>
                       </w:r>
+                      <w:proofErr w:type="gramStart"/>
                       <w:r>
                         <w:rPr>
                           <w:rFonts w:ascii="Arial" w:hAnsi="Arial"/>
                           <w:b/>
                           <w:sz w:val="16"/>
                         </w:rPr>
-                        <w:t xml:space="preserve">{{ </w:t>
+                        <w:t>{{ nombre</w:t>
                       </w:r>
-                      <w:proofErr w:type="spellStart"/>
+                      <w:proofErr w:type="gramEnd"/>
                       <w:r>
                         <w:rPr>
                           <w:rFonts w:ascii="Arial" w:hAnsi="Arial"/>
                           <w:b/>
                           <w:sz w:val="16"/>
                         </w:rPr>
-                        <w:t>nombre_completo</w:t>
+                        <w:t>_</w:t>
                       </w:r>
-                      <w:proofErr w:type="spellEnd"/>
+                      <w:proofErr w:type="gramStart"/>
                       <w:r>
                         <w:rPr>
                           <w:rFonts w:ascii="Arial" w:hAnsi="Arial"/>
                           <w:b/>
                           <w:sz w:val="16"/>
                         </w:rPr>
-                        <w:t xml:space="preserve"> }}</w:t>
+                        <w:t>completo }</w:t>
+                      </w:r>
+                      <w:proofErr w:type="gramEnd"/>
+                      <w:r>
+                        <w:rPr>
+                          <w:rFonts w:ascii="Arial" w:hAnsi="Arial"/>
+                          <w:b/>
+                          <w:sz w:val="16"/>
+                        </w:rPr>
+                        <w:t>}</w:t>
                       </w:r>
                       <w:r>
                         <w:rPr>
@@ -20269,13 +20454,23 @@
                         </w:rPr>
                         <w:t xml:space="preserve"> No. </w:t>
                       </w:r>
+                      <w:proofErr w:type="gramStart"/>
                       <w:r>
                         <w:rPr>
                           <w:rFonts w:ascii="Arial" w:hAnsi="Arial"/>
                           <w:b/>
                           <w:sz w:val="16"/>
                         </w:rPr>
-                        <w:t>{{ cedula }}</w:t>
+                        <w:t>{{ cedula</w:t>
+                      </w:r>
+                      <w:proofErr w:type="gramEnd"/>
+                      <w:r>
+                        <w:rPr>
+                          <w:rFonts w:ascii="Arial" w:hAnsi="Arial"/>
+                          <w:b/>
+                          <w:sz w:val="16"/>
+                        </w:rPr>
+                        <w:t xml:space="preserve"> }}</w:t>
                       </w:r>
                       <w:r>
                         <w:rPr>
@@ -20299,28 +20494,37 @@
                         </w:rPr>
                         <w:t xml:space="preserve"> contenido de la Resolución No. </w:t>
                       </w:r>
+                      <w:proofErr w:type="gramStart"/>
                       <w:r>
                         <w:rPr>
                           <w:w w:val="105"/>
                           <w:sz w:val="16"/>
                         </w:rPr>
-                        <w:t xml:space="preserve">{{ </w:t>
+                        <w:t>{{ numero</w:t>
                       </w:r>
-                      <w:proofErr w:type="spellStart"/>
+                      <w:proofErr w:type="gramEnd"/>
                       <w:r>
                         <w:rPr>
                           <w:w w:val="105"/>
                           <w:sz w:val="16"/>
                         </w:rPr>
-                        <w:t>numero_resolucion</w:t>
+                        <w:t>_</w:t>
                       </w:r>
-                      <w:proofErr w:type="spellEnd"/>
+                      <w:proofErr w:type="gramStart"/>
                       <w:r>
                         <w:rPr>
                           <w:w w:val="105"/>
                           <w:sz w:val="16"/>
                         </w:rPr>
-                        <w:t xml:space="preserve"> }}</w:t>
+                        <w:t>resolucion }</w:t>
+                      </w:r>
+                      <w:proofErr w:type="gramEnd"/>
+                      <w:r>
+                        <w:rPr>
+                          <w:w w:val="105"/>
+                          <w:sz w:val="16"/>
+                        </w:rPr>
+                        <w:t>}</w:t>
                       </w:r>
                       <w:r>
                         <w:rPr>
@@ -20334,55 +20538,103 @@
                           <w:w w:val="105"/>
                           <w:sz w:val="16"/>
                         </w:rPr>
-                        <w:t xml:space="preserve">{{ </w:t>
+                        <w:t xml:space="preserve">a los </w:t>
                       </w:r>
-                      <w:proofErr w:type="spellStart"/>
+                      <w:proofErr w:type="gramStart"/>
                       <w:r>
                         <w:rPr>
                           <w:w w:val="105"/>
                           <w:sz w:val="16"/>
                         </w:rPr>
-                        <w:t>dia_resolucion</w:t>
+                        <w:t>{{ dia</w:t>
                       </w:r>
-                      <w:proofErr w:type="spellEnd"/>
+                      <w:proofErr w:type="gramEnd"/>
                       <w:r>
                         <w:rPr>
                           <w:w w:val="105"/>
                           <w:sz w:val="16"/>
                         </w:rPr>
-                        <w:t xml:space="preserve"> }} de {{ </w:t>
+                        <w:t>_</w:t>
                       </w:r>
-                      <w:proofErr w:type="spellStart"/>
+                      <w:proofErr w:type="gramStart"/>
                       <w:r>
                         <w:rPr>
                           <w:w w:val="105"/>
                           <w:sz w:val="16"/>
                         </w:rPr>
-                        <w:t>mes_resolucion</w:t>
+                        <w:t>resolucion }</w:t>
                       </w:r>
-                      <w:proofErr w:type="spellEnd"/>
+                      <w:proofErr w:type="gramEnd"/>
                       <w:r>
                         <w:rPr>
                           <w:w w:val="105"/>
                           <w:sz w:val="16"/>
                         </w:rPr>
-                        <w:t xml:space="preserve"> }} de {{ </w:t>
+                        <w:t xml:space="preserve">} de </w:t>
                       </w:r>
-                      <w:proofErr w:type="spellStart"/>
+                      <w:proofErr w:type="gramStart"/>
                       <w:r>
                         <w:rPr>
                           <w:w w:val="105"/>
                           <w:sz w:val="16"/>
                         </w:rPr>
-                        <w:t>anio_resolucion</w:t>
+                        <w:t>{{ mes</w:t>
                       </w:r>
-                      <w:proofErr w:type="spellEnd"/>
+                      <w:proofErr w:type="gramEnd"/>
                       <w:r>
                         <w:rPr>
                           <w:w w:val="105"/>
                           <w:sz w:val="16"/>
                         </w:rPr>
-                        <w:t xml:space="preserve"> }}</w:t>
+                        <w:t>_</w:t>
+                      </w:r>
+                      <w:proofErr w:type="gramStart"/>
+                      <w:r>
+                        <w:rPr>
+                          <w:w w:val="105"/>
+                          <w:sz w:val="16"/>
+                        </w:rPr>
+                        <w:t>resolucion }</w:t>
+                      </w:r>
+                      <w:proofErr w:type="gramEnd"/>
+                      <w:r>
+                        <w:rPr>
+                          <w:w w:val="105"/>
+                          <w:sz w:val="16"/>
+                        </w:rPr>
+                        <w:t xml:space="preserve">} de </w:t>
+                      </w:r>
+                      <w:proofErr w:type="gramStart"/>
+                      <w:r>
+                        <w:rPr>
+                          <w:w w:val="105"/>
+                          <w:sz w:val="16"/>
+                        </w:rPr>
+                        <w:t>{{ anio</w:t>
+                      </w:r>
+                      <w:proofErr w:type="gramEnd"/>
+                      <w:r>
+                        <w:rPr>
+                          <w:w w:val="105"/>
+                          <w:sz w:val="16"/>
+                        </w:rPr>
+                        <w:t>_</w:t>
+                      </w:r>
+                      <w:proofErr w:type="gramStart"/>
+                      <w:r>
+                        <w:rPr>
+                          <w:w w:val="105"/>
+                          <w:sz w:val="16"/>
+                        </w:rPr>
+                        <w:t>resolucion }</w:t>
+                      </w:r>
+                      <w:proofErr w:type="gramEnd"/>
+                      <w:r>
+                        <w:rPr>
+                          <w:w w:val="105"/>
+                          <w:sz w:val="16"/>
+                        </w:rPr>
+                        <w:t>}</w:t>
                       </w:r>
                       <w:r>
                         <w:rPr>
@@ -20497,22 +20749,15 @@
                         </w:rPr>
                         <w:t xml:space="preserve"> </w:t>
                       </w:r>
+                      <w:proofErr w:type="gramStart"/>
                       <w:r>
                         <w:rPr>
                           <w:w w:val="105"/>
                           <w:sz w:val="16"/>
                         </w:rPr>
-                        <w:t xml:space="preserve">{{ </w:t>
+                        <w:t>{{ dedicacion</w:t>
                       </w:r>
-                      <w:proofErr w:type="spellStart"/>
-                      <w:r>
-                        <w:rPr>
-                          <w:w w:val="105"/>
-                          <w:sz w:val="16"/>
-                        </w:rPr>
-                        <w:t>dedicacion</w:t>
-                      </w:r>
-                      <w:proofErr w:type="spellEnd"/>
+                      <w:proofErr w:type="gramEnd"/>
                       <w:r>
                         <w:rPr>
                           <w:w w:val="105"/>
@@ -20832,19 +21077,36 @@
         </w:rPr>
         <w:t xml:space="preserve">OLICITADO POR: </w:t>
       </w:r>
+      <w:proofErr w:type="gramStart"/>
       <w:r>
         <w:rPr>
           <w:w w:val="105"/>
           <w:sz w:val="10"/>
         </w:rPr>
-        <w:t>{{ decano }}</w:t>
-      </w:r>
+        <w:t>{{ decano</w:t>
+      </w:r>
+      <w:proofErr w:type="gramEnd"/>
       <w:r>
         <w:rPr>
           <w:w w:val="105"/>
           <w:sz w:val="10"/>
         </w:rPr>
-        <w:t xml:space="preserve"> (Decano)</w:t>
+        <w:t xml:space="preserve"> }}</w:t>
+      </w:r>
+      <w:r>
+        <w:rPr>
+          <w:w w:val="105"/>
+          <w:sz w:val="10"/>
+        </w:rPr>
+        <w:t xml:space="preserve"> (</w:t>
+      </w:r>
+      <w:proofErr w:type="gramStart"/>
+      <w:r>
+        <w:rPr>
+          <w:w w:val="105"/>
+          <w:sz w:val="10"/>
+        </w:rPr>
+        <w:t>Decano)</w:t>
       </w:r>
       <w:r>
         <w:rPr>
@@ -20860,7 +21122,16 @@
           <w:w w:val="105"/>
           <w:sz w:val="10"/>
         </w:rPr>
-        <w:t xml:space="preserve">                 </w:t>
+        <w:t xml:space="preserve">  </w:t>
+      </w:r>
+      <w:proofErr w:type="gramEnd"/>
+      <w:r>
+        <w:rPr>
+          <w:spacing w:val="1"/>
+          <w:w w:val="105"/>
+          <w:sz w:val="10"/>
+        </w:rPr>
+        <w:t xml:space="preserve">               </w:t>
       </w:r>
       <w:r>
         <w:rPr>
